--- a/testakten/familienrecht-unterhalt-zugewinn-bad-nauheim/02_trennungs_und_betreuungschronik.docx
+++ b/testakten/familienrecht-unterhalt-zugewinn-bad-nauheim/02_trennungs_und_betreuungschronik.docx
@@ -7,9 +7,6 @@
         <w:pStyle w:val="Heading1"/>
       </w:pPr>
       <w:r>
-        <w:rPr>
-          <w:rFonts w:ascii="Times New Roman" w:hAnsi="Times New Roman"/>
-        </w:rPr>
         <w:t>Trennungs- und Betreuungschronik</w:t>
       </w:r>
     </w:p>
@@ -409,7 +406,7 @@
         <w:jc w:val="left"/>
       </w:pPr>
       <w:r>
-        <w:t>Für die Unterhaltsakte ist wichtig, dass die tatsächliche Betreuung derzeit kein paritätisches Modell abbildet. Die Akte enthält aber bewusst keine rechtliche Bewertung, sondern nur die berichteten Tatsachen und Unterlagen.</w:t>
+        <w:t>Für die Unterhaltsakte ist wichtig, dass die tatsächliche Betreuung derzeit kein paritätisches Modell abbildet. Der Vermerk hält die berichteten Tatsachen und die jeweils zugeordneten Unterlagen fest; die rechtliche Einordnung erfolgt gesondert.</w:t>
       </w:r>
     </w:p>
     <w:sectPr>
